--- a/docx/TAL-08.docx
+++ b/docx/TAL-08.docx
@@ -74,7 +74,7 @@
         <w:br/>
       </w:r>
       <w:r>
-        <w:t>2.1 Se consideran datos agroclimáticos de alto valor, entre otros: observaciones meteorológicas e hidrológicas, pronósticos y avisos, series históricas, índices de sequía y heladas, mapas de suelos, calendarios de cultivos, información de plagas y datos de disponibilidad hídrica. 2.2 El reglamento establece el inventario inicial y su actualización periódica.</w:t>
+        <w:t>2.1 Se consideran datos agroclimáticos de alto valor, entre otros: observaciones meteorológicas e hidrológicas, pronósticos y avisos, series históricas, índices de sequía y heladas, mapas de suelos, calendarios de cultivos, información de plagas y datos de disponibilidad hídrica. 2.2 El Ministerio de Desarrollo Agrario y Riego, en coordinación con el Ministerio del Ambiente, aprueba el inventario de datos de alto valor y lo actualiza cada dos años.</w:t>
       </w:r>
     </w:p>
     <w:p>
@@ -89,7 +89,7 @@
         <w:br/>
       </w:r>
       <w:r>
-        <w:t>3.1 El SENAMHI, el Instituto Nacional de Innovación Agraria (INIA), la Autoridad Nacional del Agua (ANA), el Servicio Nacional de Sanidad Agraria (SENASA) y el Ministerio de Desarrollo Agrario y Riego publican los datos de alto valor de forma gratuita, en formatos abiertos y legibles por máquina, con metadatos y licencia abierta, en la Plataforma Nacional de Datos Abiertos. 3.2 Los datos de observación de estaciones automáticas se ponen a disposición mediante interfaces de programación de aplicaciones con actualización periódica.</w:t>
+        <w:t>3.1 El Servicio Nacional de Meteorología e Hidrología del Perú (SENAMHI), el Instituto Nacional de Innovación Agraria (INIA), la Autoridad Nacional del Agua (ANA), el Servicio Nacional de Sanidad Agraria (SENASA) y el Ministerio de Desarrollo Agrario y Riego publican los datos de alto valor de forma gratuita, en formatos abiertos y legibles por máquina, con metadatos y bajo licencia Creative Commons Atribución 4.0 (CC BY 4.0) u otra equivalente, en la Plataforma Nacional de Datos Abiertos, conforme al marco de datos abiertos del Decreto Legislativo 1412, Ley de Gobierno Digital, y su reglamento. 3.2 Los datos de observación de estaciones automáticas se ponen a disposición mediante interfaces de programación de aplicaciones con actualización periódica. 3.3 Las entidades separan la infraestructura de publicación abierta de la que soporta la emisión de pronósticos y alertas, aplican controles de integridad y autenticación de los datos de las estaciones y gestionan su seguridad conforme al Decreto de Urgencia 007-2020; la publicación abierta no compromete la continuidad del servicio de alertas. 3.4 La Secretaría de Gobierno y Transformación Digital de la Presidencia del Consejo de Ministros supervisa el cumplimiento; su omisión genera responsabilidad administrativa funcional del titular del órgano responsable.</w:t>
       </w:r>
     </w:p>
     <w:p>
@@ -104,7 +104,7 @@
         <w:br/>
       </w:r>
       <w:r>
-        <w:t>Solo se exceptúan de la publicación los datos cuya reserva esté expresamente establecida por ley, los datos personales protegidos por la Ley 29733 y la información cuya difusión afecte la seguridad nacional, debidamente motivada.</w:t>
+        <w:t>4.1 Las excepciones a la publicación se rigen por el régimen general de datos abiertos y por los artículos 15, 16 y 17 del Texto Único Ordenado de la Ley 27806, Ley de Transparencia y Acceso a la Información Pública, y comprenden los datos personales protegidos por la Ley 29733, Ley de Protección de Datos Personales. 4.2 Los datos operativos en tiempo real de infraestructura hidráulica calificada como Activo Crítico Nacional se publican con desfase o de forma agregada.</w:t>
       </w:r>
     </w:p>
     <w:p>
@@ -119,7 +119,7 @@
         <w:br/>
       </w:r>
       <w:r>
-        <w:t>El Ministerio de Desarrollo Agrario y Riego, en coordinación con los gobiernos regionales, implementa un servicio de extensión agraria digital que difunda alertas agroclimáticas y recomendaciones técnicas a pequeños productores mediante mensajería de texto, radio, aplicaciones y extensionistas, en castellano y lenguas originarias.</w:t>
+        <w:t>El Ministerio de Desarrollo Agrario y Riego, en coordinación con los gobiernos regionales y en el marco de sus programas existentes y de la Ley 30355, Ley de Promoción y Desarrollo de la Agricultura Familiar, implementa un servicio de extensión agraria digital que difunda información agroclimática y recomendaciones técnicas a pequeños productores mediante mensajería de texto, radio, aplicaciones y extensionistas, en castellano y lenguas originarias. Las alertas ante peligros se emiten y difunden conforme al régimen del sistema de alerta temprana y del Sistema de Mensajería de Alerta Temprana de Emergencias (Ley 30472).</w:t>
       </w:r>
     </w:p>
     <w:p>
@@ -149,7 +149,7 @@
         <w:br/>
       </w:r>
       <w:r>
-        <w:t>Los datos generados por productores agrarios mediante tecnologías digitales son de su titularidad. Los proveedores de servicios agtech informan de manera clara sobre el uso de dichos datos y permiten su portabilidad, sin perjuicio de la Ley 29733.</w:t>
+        <w:t>7.1 El productor agrario tiene derecho a acceder, sin costo, a los datos generados por los equipos y servicios digitales que utiliza en su actividad, en formato estructurado y legible por máquina, y a autorizar su transferencia a otro proveedor. 7.2 Los proveedores de servicios agrarios digitales informan de manera clara el uso que darán a dichos datos, no los usan para fines distintos a los contratados ni los ceden o comercializan de forma identificable sin autorización expresa del productor, y los eliminan al término del servicio a su solicitud. 7.3 Son inexigibles las cláusulas que restrinjan los derechos del numeral 7.1. 7.4 Lo dispuesto se aplica a los contratos celebrados o renovados desde la entrada en vigor de la presente ley, sin perjuicio de la Ley 29733 cuando se trate de datos personales.</w:t>
       </w:r>
     </w:p>
     <w:p>
@@ -209,7 +209,7 @@
         <w:br/>
       </w:r>
       <w:r>
-        <w:t>Plazo de apertura. Las entidades del artículo 3 publican el inventario inicial de datos de alto valor en un plazo de ciento ochenta días hábiles desde la entrada en vigor del reglamento.</w:t>
+        <w:t>Plazo de apertura. Las entidades del artículo 3 publican los datos del inventario inicial en un plazo de ciento ochenta días hábiles contados desde su aprobación.</w:t>
       </w:r>
     </w:p>
     <w:p>
@@ -224,7 +224,7 @@
         <w:br/>
       </w:r>
       <w:r>
-        <w:t>Tarifas. A partir de la entrada en vigor de la presente ley, las entidades no pueden cobrar por el acceso a los datos de alto valor publicados conforme al artículo 3, sin perjuicio del cobro por servicios especializados a medida conforme a su TUPA.</w:t>
+        <w:t>Tarifas. A partir de la entrada en vigor de la presente ley, las entidades no pueden cobrar por el acceso a los datos de alto valor publicados conforme al artículo 3, sin perjuicio del cobro por servicios especializados a medida, conforme a su Texto Único de Procedimientos Administrativos cuando sean prestados en exclusividad, o a su tarifario aprobado conforme a ley en los demás casos.</w:t>
       </w:r>
     </w:p>
     <w:p>
@@ -258,7 +258,7 @@
         <w:jc w:val="both"/>
       </w:pPr>
       <w:r>
-        <w:t>La agricultura familiar es altamente vulnerable a la variabilidad climática, a las heladas, sequías y lluvias intensas asociadas al Fenómeno El Niño. El Estado produce información valiosa para la toma de decisiones agrícolas: el SENAMHI, regido por la Ley 24031, opera redes de estaciones y publica datos hidrometeorológicos; el INIA genera información de suelos y variedades; la Autoridad Nacional del Agua administra datos de recursos hídricos conforme a la Ley 29338. Sin embargo, no existe una obligación legal de que estos datos se publiquen de forma completa, gratuita, en formatos abiertos y mediante interfaces de programación (API), lo que limita su reutilización por universidades, emprendimientos agtech, cooperativas y gobiernos regionales. A su vez, los pequeños productores tienen bajo acceso a servicios de extensión que traduzcan esa información en recomendaciones de siembra, riego y sanidad. El Plan Perú 2050 en Agricultura y Medio Ambiente plantea modernización tecnológica y trazabilidad; la experiencia europea de conjuntos de datos de alto valor muestra que la apertura de datos meteorológicos y de observación de la Tierra genera servicios de valor agregado.</w:t>
+        <w:t>La agricultura familiar es altamente vulnerable a la variabilidad climática, a las heladas, sequías y lluvias intensas asociadas al Fenómeno El Niño. El Estado produce información valiosa para la toma de decisiones agrícolas: el SENAMHI, regido por la Ley 24031, opera redes de estaciones y publica datos hidrometeorológicos; el INIA genera información de suelos y variedades; la Autoridad Nacional del Agua administra datos de recursos hídricos conforme a la Ley 29338. El Decreto Legislativo 1412 y su reglamento (Decreto Supremo 029-2021-PCM) establecen un marco general de datos abiertos, y la Ley 30355 promueve la agricultura familiar; sin embargo, no existe una obligación legal específica de que estos datos se publiquen de forma completa, gratuita, en formatos abiertos y mediante interfaces de programación (API), lo que limita su reutilización por universidades, emprendimientos agtech, cooperativas y gobiernos regionales. A su vez, los pequeños productores tienen bajo acceso a servicios de extensión que traduzcan esa información en recomendaciones de siembra, riego y sanidad. El Plan Perú 2050 en Agricultura y Medio Ambiente plantea modernización tecnológica y trazabilidad; la experiencia europea de conjuntos de datos de alto valor muestra que la apertura de datos meteorológicos y de observación de la Tierra genera servicios de valor agregado. Además, los contratos de servicios agtech no garantizan al productor el acceso a los datos que genera su parcela ni su traslado a otro proveedor.</w:t>
       </w:r>
     </w:p>
     <w:p>
@@ -290,7 +290,7 @@
         <w:jc w:val="both"/>
       </w:pPr>
       <w:r>
-        <w:t>El costo fiscal es bajo: los datos ya se producen; la ley exige publicarlos en formatos abiertos y API, con costos de infraestructura de publicación asumidos por los presupuestos institucionales (art. 79). La eliminación de cobros por datos de alto valor puede reducir ingresos propios marginales de algunas entidades, compensables con el ahorro en atención de solicitudes. Los beneficios son mejores decisiones de siembra y riego, reducción de pérdidas por eventos climáticos, desarrollo de servicios agtech nacionales, mejores seguros agrarios paramétricos e investigación. La extensión digital multicanal amplía la llegada a productores con baja conectividad.</w:t>
+        <w:t>El costo fiscal es bajo y no impone gasto nuevo (art. 79 de la Constitución; STC 00018-2023-PI/TC): los datos ya se producen y la ley exige publicarlos en formatos abiertos y API con presupuestos institucionales; se estima entre S/ 1 y 3 millones para infraestructura de publicación separada (espejos o redes de distribución) e inventario. La eliminación de cobros por datos de alto valor reduce ingresos propios marginales de algunas entidades, compensables con el ahorro en atención de solicitudes. Los beneficios son mejores decisiones de siembra y riego, reducción de pérdidas por eventos climáticos, servicios agtech nacionales, seguros agrarios paramétricos e investigación. El derecho de portabilidad reduce la dependencia de los productores frente a proveedores.</w:t>
       </w:r>
     </w:p>
     <w:p>
@@ -306,7 +306,7 @@
         <w:jc w:val="both"/>
       </w:pPr>
       <w:r>
-        <w:t>Complementa la Ley 24031 (SENAMHI) y la Ley 29338, Ley de Recursos Hídricos; se articula con la Ley 29733. No deroga normas.</w:t>
+        <w:t>Complementa la Ley 24031 (SENAMHI), la Ley 29338, la Ley 30355, el Decreto Legislativo 1412 y su reglamento (DS 029-2021-PCM) y el TUO de la Ley 27806 en materia de excepciones. Se articula con la Ley 29733 y la Ley 30472. No deroga normas.</w:t>
       </w:r>
     </w:p>
     <w:p>
@@ -322,7 +322,7 @@
         <w:jc w:val="both"/>
       </w:pPr>
       <w:r>
-        <w:t>Por verificar en SPLEY.</w:t>
+        <w:t>Periodo 2021-2026 (según revisión normativa en SPLEY): 03542/2022-CR, que modificaba la Ley 30355 para promover la transformación digital de la agricultura familiar (retirado por su autor); 02475/2021-CR, transferencia tecnológica agraria (en comisión).</w:t>
       </w:r>
     </w:p>
     <w:p>
@@ -339,6 +339,182 @@
       </w:pPr>
       <w:r>
         <w:t>A 2031, el 100% de los datos de alto valor inventariados están publicados en formato abierto con API, y el servicio de extensión digital llega a productores en todas las regiones.</w:t>
+      </w:r>
+    </w:p>
+    <w:p>
+      <w:pPr>
+        <w:pStyle w:val="Heading2"/>
+      </w:pPr>
+      <w:r>
+        <w:t>Normas que modifica y entidades implicadas</w:t>
+      </w:r>
+    </w:p>
+    <w:p>
+      <w:pPr>
+        <w:pStyle w:val="ListBullet"/>
+      </w:pPr>
+      <w:r>
+        <w:t>Ley 24031, Ley del SENAMHI, — — complementa</w:t>
+      </w:r>
+    </w:p>
+    <w:p>
+      <w:pPr>
+        <w:pStyle w:val="ListBullet"/>
+      </w:pPr>
+      <w:r>
+        <w:t>Ley 29338, Ley de Recursos Hídricos, — — complementa</w:t>
+      </w:r>
+    </w:p>
+    <w:p>
+      <w:pPr>
+        <w:pStyle w:val="ListBullet"/>
+      </w:pPr>
+      <w:r>
+        <w:t>Decreto Legislativo 1412 y DS 029-2021-PCM, datos abiertos — complementa</w:t>
+      </w:r>
+    </w:p>
+    <w:p>
+      <w:pPr>
+        <w:pStyle w:val="ListBullet"/>
+      </w:pPr>
+      <w:r>
+        <w:t>TUO de la Ley 27806, arts. 15-17 — complementa</w:t>
+      </w:r>
+    </w:p>
+    <w:p>
+      <w:pPr>
+        <w:pStyle w:val="ListBullet"/>
+      </w:pPr>
+      <w:r>
+        <w:t>Ley 30355, Ley de Promoción y Desarrollo de la Agricultura Familiar, — — complementa</w:t>
+      </w:r>
+    </w:p>
+    <w:p>
+      <w:pPr>
+        <w:pStyle w:val="ListBullet"/>
+      </w:pPr>
+      <w:r>
+        <w:t>SENAMHI (ejecutora): Publica datos hidrometeorológicos y API de estaciones con separación de la cadena de alertas (art. 3).</w:t>
+      </w:r>
+    </w:p>
+    <w:p>
+      <w:pPr>
+        <w:pStyle w:val="ListBullet"/>
+      </w:pPr>
+      <w:r>
+        <w:t>INIA/ANA/SENASA (ejecutora): Publican datos de suelos, recursos hídricos y plagas (art. 3); ANA aplica la excepción de ACN (art. 4.2).</w:t>
+      </w:r>
+    </w:p>
+    <w:p>
+      <w:pPr>
+        <w:pStyle w:val="ListBullet"/>
+      </w:pPr>
+      <w:r>
+        <w:t>MIDAGRI (rectora): Aprueba el inventario (art. 2.2), implementa la extensión digital (art. 5) y promueve la agricultura de precisión (art. 6).</w:t>
+      </w:r>
+    </w:p>
+    <w:p>
+      <w:pPr>
+        <w:pStyle w:val="ListBullet"/>
+      </w:pPr>
+      <w:r>
+        <w:t>PCM-SGTD (supervisora): Supervisa la publicación en la Plataforma Nacional de Datos Abiertos (art. 3.4).</w:t>
+      </w:r>
+    </w:p>
+    <w:p>
+      <w:pPr>
+        <w:pStyle w:val="ListBullet"/>
+      </w:pPr>
+      <w:r>
+        <w:t>GORE (ejecutora): Coordinan la extensión digital (art. 5).</w:t>
+      </w:r>
+    </w:p>
+    <w:p>
+      <w:pPr>
+        <w:pStyle w:val="ListBullet"/>
+      </w:pPr>
+      <w:r>
+        <w:t>INDECOPI (supervisora): Protección frente a cláusulas que restrinjan el acceso y portabilidad de datos (art. 7.3), en el marco del Código del Consumidor cuando corresponda.</w:t>
+      </w:r>
+    </w:p>
+    <w:p>
+      <w:pPr>
+        <w:pStyle w:val="Heading2"/>
+      </w:pPr>
+      <w:r>
+        <w:t>Impacto económico estimado (referencial)</w:t>
+      </w:r>
+    </w:p>
+    <w:p>
+      <w:pPr>
+        <w:pStyle w:val="ListBullet"/>
+      </w:pPr>
+      <w:r>
+        <w:t>Tipo: neutro</w:t>
+      </w:r>
+    </w:p>
+    <w:p>
+      <w:pPr>
+        <w:pStyle w:val="ListBullet"/>
+      </w:pPr>
+      <w:r>
+        <w:t>Costo para el Estado: S/ 1–3 millones (único) + menores ingresos propios marginales</w:t>
+      </w:r>
+    </w:p>
+    <w:p>
+      <w:pPr>
+        <w:pStyle w:val="ListBullet"/>
+      </w:pPr>
+      <w:r>
+        <w:t>Financiamiento: Presupuestos institucionales de SENAMHI, INIA, ANA, SENASA y MIDAGRI, sin demandar recursos adicionales al Tesoro Público.</w:t>
+      </w:r>
+    </w:p>
+    <w:p>
+      <w:pPr>
+        <w:pStyle w:val="ListBullet"/>
+      </w:pPr>
+      <w:r>
+        <w:t>Supuestos: Infraestructura de publicación separada (espejos/CDN) y API para 5 entidades, más inventario; estimación por analogía con servicios en nube del Estado, sin costo unitario oficial. Ingresos por venta de datos no cuantificados (TUPA de cada entidad).</w:t>
+      </w:r>
+    </w:p>
+    <w:p>
+      <w:pPr>
+        <w:pStyle w:val="ListBullet"/>
+      </w:pPr>
+      <w:r>
+        <w:t>Beneficio para el Estado: Ahorro en atención de solicitudes de información; insumo para seguros agrarios y gestión de riesgos. No cuantificable con información pública.</w:t>
+      </w:r>
+    </w:p>
+    <w:p>
+      <w:pPr>
+        <w:pStyle w:val="ListBullet"/>
+      </w:pPr>
+      <w:r>
+        <w:t>Beneficio para la sociedad: Menores pérdidas por heladas y sequías; desarrollo de servicios agtech; portabilidad de datos del productor.</w:t>
+      </w:r>
+    </w:p>
+    <w:p>
+      <w:pPr>
+        <w:pStyle w:val="ListBullet"/>
+      </w:pPr>
+      <w:r>
+        <w:t>Inversión privada: Emprendimientos agtech y aseguradoras que reutilicen datos abiertos.</w:t>
+      </w:r>
+    </w:p>
+    <w:p>
+      <w:pPr>
+        <w:pStyle w:val="ListBullet"/>
+      </w:pPr>
+      <w:r>
+        <w:t>Costo para privados: Proveedores agtech: habilitar exportación de datos y adecuar contratos.</w:t>
+      </w:r>
+    </w:p>
+    <w:p>
+      <w:pPr>
+        <w:pStyle w:val="ListBullet"/>
+      </w:pPr>
+      <w:r>
+        <w:t>Riesgos: Sobrecarga o ataques a API públicas (mitigado con separación de infraestructura); calidad heterogénea de datos; pérdida de ingresos propios.</w:t>
       </w:r>
     </w:p>
     <w:p>
@@ -391,6 +567,38 @@
         <w:pStyle w:val="ListBullet"/>
       </w:pPr>
       <w:r>
+        <w:t>Decreto Legislativo 1412, Ley de Gobierno Digital — https://busquedas.elperuano.pe/dispositivo/NL/1691026-1</w:t>
+      </w:r>
+    </w:p>
+    <w:p>
+      <w:pPr>
+        <w:pStyle w:val="ListBullet"/>
+      </w:pPr>
+      <w:r>
+        <w:t>Ley 30355, Ley de Promoción y Desarrollo de la Agricultura Familiar — https://leyes.congreso.gob.pe/Documentos/Leyes/30355.pdf</w:t>
+      </w:r>
+    </w:p>
+    <w:p>
+      <w:pPr>
+        <w:pStyle w:val="ListBullet"/>
+      </w:pPr>
+      <w:r>
+        <w:t>Ley 31075, Ley de Organización y Funciones del Ministerio de Desarrollo Agrario y Riego — https://leyes.congreso.gob.pe/Documentos/2016_2021/ADLP/Normas_Legales/31075-LEY.pdf</w:t>
+      </w:r>
+    </w:p>
+    <w:p>
+      <w:pPr>
+        <w:pStyle w:val="ListBullet"/>
+      </w:pPr>
+      <w:r>
+        <w:t>Ley 27806, Ley de Transparencia y Acceso a la Información Pública — https://leyes.congreso.gob.pe/Documentos/Leyes/27806.pdf</w:t>
+      </w:r>
+    </w:p>
+    <w:p>
+      <w:pPr>
+        <w:pStyle w:val="ListBullet"/>
+      </w:pPr>
+      <w:r>
         <w:t>Unión Europea: Directiva (UE) 2019/1024 relativa a los datos abiertos y la reutilización de la información del sector público — https://eur-lex.europa.eu/eli/dir/2019/1024/oj</w:t>
       </w:r>
     </w:p>
@@ -400,6 +608,14 @@
       </w:pPr>
       <w:r>
         <w:t>Unión Europea: Reglamento de Ejecución (UE) 2023/138, conjuntos de datos de alto valor (incluye datos meteorológicos y de observación de la Tierra) — https://eur-lex.europa.eu/eli/reg_impl/2023/138/oj</w:t>
+      </w:r>
+    </w:p>
+    <w:p>
+      <w:pPr>
+        <w:pStyle w:val="ListBullet"/>
+      </w:pPr>
+      <w:r>
+        <w:t>Unión Europea: Reglamento (UE) 2023/2854 (Reglamento de Datos), acceso y portabilidad de datos generados por productos conectados — https://eur-lex.europa.eu/eli/reg/2023/2854/oj</w:t>
       </w:r>
     </w:p>
     <w:p>
